--- a/SSMS/Three different types of SSIS transformations.docx
+++ b/SSMS/Three different types of SSIS transformations.docx
@@ -23,7 +23,14 @@
     <w:p/>
     <w:p>
       <w:r>
-        <w:t xml:space="preserve">Synchronous (non-blocking) transformations always offer the highest performance. They do not change the shape of data. You can think of it as one row in and then one row out. Note that most transformation </w:t>
+        <w:rPr>
+          <w:b/>
+          <w:u w:val="single"/>
+        </w:rPr>
+        <w:t>Synchronous (non-blocking) transformations</w:t>
+      </w:r>
+      <w:r>
+        <w:t xml:space="preserve"> always offer the highest performance. They do not change the shape of data. You can think of it as one row in and then one row out. Note that most transformation </w:t>
       </w:r>
       <w:proofErr w:type="gramStart"/>
       <w:r>
@@ -37,19 +44,41 @@
     <w:p/>
     <w:p>
       <w:r>
-        <w:t>Synchronous transformations are either stream-based or row-based. Streaming transformations are calculated in memory and do not require any data from outside resources to transform the data. These are the fastest transformations around. Row-based transformations run a little bit slower because they require calling a service or looking up data from another source to calculate their values. They still move data one row at a time but the call to the resource outside of the SSIS package costs time.</w:t>
+        <w:rPr>
+          <w:b/>
+          <w:u w:val="single"/>
+        </w:rPr>
+        <w:t>Synchronous transformations</w:t>
+      </w:r>
+      <w:r>
+        <w:t xml:space="preserve"> are either stream-based or row-based. Streaming transformations are calculated in memory and do not require any data from outside resources to transform the data. These are the fastest transformations around. Row-based transformations run a little bit slower because they require calling a service or looking up data from another source to calculate their values. They still move data one row at a time but the call to the resource outside of the SSIS package costs time.</w:t>
       </w:r>
     </w:p>
     <w:p/>
     <w:p>
       <w:r>
-        <w:t>Semi-Blocking Asynchronous Transformations require a subset of the data to be collected before they can be sent to the destination(s). The shape of the data can change. A subtotal or sampling of data may be extracted from the source(s).</w:t>
+        <w:rPr>
+          <w:b/>
+          <w:u w:val="single"/>
+        </w:rPr>
+        <w:t>Semi-Blocking Asynchronous Transformations</w:t>
+      </w:r>
+      <w:r>
+        <w:t xml:space="preserve"> require a subset of the data to be collected before they can be sent to the destination(s). The shape of the data can change. A subtotal or sampling of data may be extracted from the source(s).</w:t>
       </w:r>
     </w:p>
     <w:p/>
-    <w:p>
-      <w:r>
-        <w:t>Fully Blocking Asynchronous Transformations are the slowest transformations. They require all the data to be pulled from the source(s) before they can be sent to the destination(s). All source data must be loaded into memory first – ouch! As much as we should try to avoid these, they can sometimes still be required, such as sorting data pulled from a flat file source.</w:t>
+    <w:p/>
+    <w:p>
+      <w:r>
+        <w:rPr>
+          <w:b/>
+          <w:u w:val="single"/>
+        </w:rPr>
+        <w:t>Fully Blocking Asynchronous Transformations</w:t>
+      </w:r>
+      <w:r>
+        <w:t xml:space="preserve"> are the slowest transformations. They require all the data to be pulled from the source(s) before they can be sent to the destination(s). All source data must be loaded into memory first – ouch! As much as we should try to avoid these, they can sometimes still be required, such as sorting data pulled from a flat file source.</w:t>
       </w:r>
     </w:p>
     <w:p/>
@@ -771,7 +800,7 @@
   <a:extraClrSchemeLst/>
   <a:extLst>
     <a:ext uri="{05A4C25C-085E-4340-85A3-A5531E510DB2}">
-      <thm15:themeFamily xmlns:thm15="http://schemas.microsoft.com/office/thememl/2012/main" xmlns="" name="Office Theme" id="{62F939B6-93AF-4DB8-9C6B-D6C7DFDC589F}" vid="{4A3C46E8-61CC-4603-A589-7422A47A8E4A}"/>
+      <thm15:themeFamily xmlns="" xmlns:thm15="http://schemas.microsoft.com/office/thememl/2012/main" name="Office Theme" id="{62F939B6-93AF-4DB8-9C6B-D6C7DFDC589F}" vid="{4A3C46E8-61CC-4603-A589-7422A47A8E4A}"/>
     </a:ext>
   </a:extLst>
 </a:theme>
